--- a/policies/build/chapters_v2/MOM/HCO_MOM_2_v2_REWRITE_DRAFT.docx
+++ b/policies/build/chapters_v2/MOM/HCO_MOM_2_v2_REWRITE_DRAFT.docx
@@ -316,6 +316,10 @@
     </w:p>
     <w:p>
       <w:pPr>
+        <w:numPr>
+          <w:ilvl w:val="0"/>
+          <w:numId w:val="12"/>
+        </w:numPr>
         <w:pStyle w:val="ListNumber"/>
       </w:pPr>
       <w:r>
@@ -324,6 +328,10 @@
     </w:p>
     <w:p>
       <w:pPr>
+        <w:numPr>
+          <w:ilvl w:val="0"/>
+          <w:numId w:val="12"/>
+        </w:numPr>
         <w:pStyle w:val="ListNumber"/>
       </w:pPr>
       <w:r>
@@ -332,6 +340,10 @@
     </w:p>
     <w:p>
       <w:pPr>
+        <w:numPr>
+          <w:ilvl w:val="0"/>
+          <w:numId w:val="12"/>
+        </w:numPr>
         <w:pStyle w:val="ListNumber"/>
       </w:pPr>
       <w:r>
@@ -340,6 +352,10 @@
     </w:p>
     <w:p>
       <w:pPr>
+        <w:numPr>
+          <w:ilvl w:val="0"/>
+          <w:numId w:val="12"/>
+        </w:numPr>
         <w:pStyle w:val="ListNumber"/>
       </w:pPr>
       <w:r>
@@ -348,6 +364,10 @@
     </w:p>
     <w:p>
       <w:pPr>
+        <w:numPr>
+          <w:ilvl w:val="0"/>
+          <w:numId w:val="12"/>
+        </w:numPr>
         <w:pStyle w:val="ListNumber"/>
       </w:pPr>
       <w:r>
@@ -1454,6 +1474,10 @@
     </w:p>
     <w:p>
       <w:pPr>
+        <w:numPr>
+          <w:ilvl w:val="0"/>
+          <w:numId w:val="13"/>
+        </w:numPr>
         <w:pStyle w:val="ListNumber"/>
       </w:pPr>
       <w:r>
@@ -1462,6 +1486,10 @@
     </w:p>
     <w:p>
       <w:pPr>
+        <w:numPr>
+          <w:ilvl w:val="0"/>
+          <w:numId w:val="13"/>
+        </w:numPr>
         <w:pStyle w:val="ListNumber"/>
       </w:pPr>
       <w:r>
@@ -1470,6 +1498,10 @@
     </w:p>
     <w:p>
       <w:pPr>
+        <w:numPr>
+          <w:ilvl w:val="0"/>
+          <w:numId w:val="13"/>
+        </w:numPr>
         <w:pStyle w:val="ListNumber"/>
       </w:pPr>
       <w:r>
@@ -1478,6 +1510,10 @@
     </w:p>
     <w:p>
       <w:pPr>
+        <w:numPr>
+          <w:ilvl w:val="0"/>
+          <w:numId w:val="13"/>
+        </w:numPr>
         <w:pStyle w:val="ListNumber"/>
       </w:pPr>
       <w:r>
@@ -1494,6 +1530,10 @@
     </w:p>
     <w:p>
       <w:pPr>
+        <w:numPr>
+          <w:ilvl w:val="0"/>
+          <w:numId w:val="14"/>
+        </w:numPr>
         <w:pStyle w:val="ListNumber"/>
       </w:pPr>
       <w:r>
@@ -1502,6 +1542,10 @@
     </w:p>
     <w:p>
       <w:pPr>
+        <w:numPr>
+          <w:ilvl w:val="0"/>
+          <w:numId w:val="14"/>
+        </w:numPr>
         <w:pStyle w:val="ListNumber"/>
       </w:pPr>
       <w:r>
@@ -1510,6 +1554,10 @@
     </w:p>
     <w:p>
       <w:pPr>
+        <w:numPr>
+          <w:ilvl w:val="0"/>
+          <w:numId w:val="14"/>
+        </w:numPr>
         <w:pStyle w:val="ListNumber"/>
       </w:pPr>
       <w:r>
@@ -1526,6 +1574,10 @@
     </w:p>
     <w:p>
       <w:pPr>
+        <w:numPr>
+          <w:ilvl w:val="0"/>
+          <w:numId w:val="15"/>
+        </w:numPr>
         <w:pStyle w:val="ListNumber"/>
       </w:pPr>
       <w:r>
@@ -1534,6 +1586,10 @@
     </w:p>
     <w:p>
       <w:pPr>
+        <w:numPr>
+          <w:ilvl w:val="0"/>
+          <w:numId w:val="15"/>
+        </w:numPr>
         <w:pStyle w:val="ListNumber"/>
       </w:pPr>
       <w:r>
@@ -1550,6 +1606,10 @@
     </w:p>
     <w:p>
       <w:pPr>
+        <w:numPr>
+          <w:ilvl w:val="0"/>
+          <w:numId w:val="16"/>
+        </w:numPr>
         <w:pStyle w:val="ListNumber"/>
       </w:pPr>
       <w:r>
@@ -1558,6 +1618,10 @@
     </w:p>
     <w:p>
       <w:pPr>
+        <w:numPr>
+          <w:ilvl w:val="0"/>
+          <w:numId w:val="16"/>
+        </w:numPr>
         <w:pStyle w:val="ListNumber"/>
       </w:pPr>
       <w:r>
@@ -1566,6 +1630,10 @@
     </w:p>
     <w:p>
       <w:pPr>
+        <w:numPr>
+          <w:ilvl w:val="0"/>
+          <w:numId w:val="16"/>
+        </w:numPr>
         <w:pStyle w:val="ListNumber"/>
       </w:pPr>
       <w:r>
@@ -1582,6 +1650,10 @@
     </w:p>
     <w:p>
       <w:pPr>
+        <w:numPr>
+          <w:ilvl w:val="0"/>
+          <w:numId w:val="17"/>
+        </w:numPr>
         <w:pStyle w:val="ListNumber"/>
       </w:pPr>
       <w:r>
@@ -1590,6 +1662,10 @@
     </w:p>
     <w:p>
       <w:pPr>
+        <w:numPr>
+          <w:ilvl w:val="0"/>
+          <w:numId w:val="17"/>
+        </w:numPr>
         <w:pStyle w:val="ListNumber"/>
       </w:pPr>
       <w:r>
@@ -1598,6 +1674,10 @@
     </w:p>
     <w:p>
       <w:pPr>
+        <w:numPr>
+          <w:ilvl w:val="0"/>
+          <w:numId w:val="17"/>
+        </w:numPr>
         <w:pStyle w:val="ListNumber"/>
       </w:pPr>
       <w:r>
@@ -1614,6 +1694,10 @@
     </w:p>
     <w:p>
       <w:pPr>
+        <w:numPr>
+          <w:ilvl w:val="0"/>
+          <w:numId w:val="18"/>
+        </w:numPr>
         <w:pStyle w:val="ListNumber"/>
       </w:pPr>
       <w:r>
@@ -1622,6 +1706,10 @@
     </w:p>
     <w:p>
       <w:pPr>
+        <w:numPr>
+          <w:ilvl w:val="0"/>
+          <w:numId w:val="18"/>
+        </w:numPr>
         <w:pStyle w:val="ListNumber"/>
       </w:pPr>
       <w:r>
@@ -1630,6 +1718,10 @@
     </w:p>
     <w:p>
       <w:pPr>
+        <w:numPr>
+          <w:ilvl w:val="0"/>
+          <w:numId w:val="18"/>
+        </w:numPr>
         <w:pStyle w:val="ListNumber"/>
       </w:pPr>
       <w:r>
@@ -1648,7 +1740,7 @@
       <w:pPr>
         <w:numPr>
           <w:ilvl w:val="0"/>
-          <w:numId w:val="10"/>
+          <w:numId w:val="19"/>
         </w:numPr>
         <w:pStyle w:val="ListNumber"/>
       </w:pPr>
@@ -1660,7 +1752,7 @@
       <w:pPr>
         <w:numPr>
           <w:ilvl w:val="0"/>
-          <w:numId w:val="10"/>
+          <w:numId w:val="19"/>
         </w:numPr>
         <w:pStyle w:val="ListNumber"/>
       </w:pPr>
@@ -1672,7 +1764,7 @@
       <w:pPr>
         <w:numPr>
           <w:ilvl w:val="0"/>
-          <w:numId w:val="10"/>
+          <w:numId w:val="19"/>
         </w:numPr>
         <w:pStyle w:val="ListNumber"/>
       </w:pPr>
@@ -1929,6 +2021,60 @@
     <w:abstractNumId w:val="0"/>
   </w:num>
   <w:num w:numId="10">
+    <w:abstractNumId w:val="7"/>
+    <w:lvlOverride w:ilvl="0">
+      <w:startOverride w:val="1"/>
+    </w:lvlOverride>
+  </w:num>
+  <w:num w:numId="11">
+    <w:abstractNumId w:val="7"/>
+    <w:lvlOverride w:ilvl="0">
+      <w:startOverride w:val="1"/>
+    </w:lvlOverride>
+  </w:num>
+  <w:num w:numId="12">
+    <w:abstractNumId w:val="7"/>
+    <w:lvlOverride w:ilvl="0">
+      <w:startOverride w:val="1"/>
+    </w:lvlOverride>
+  </w:num>
+  <w:num w:numId="13">
+    <w:abstractNumId w:val="7"/>
+    <w:lvlOverride w:ilvl="0">
+      <w:startOverride w:val="1"/>
+    </w:lvlOverride>
+  </w:num>
+  <w:num w:numId="14">
+    <w:abstractNumId w:val="7"/>
+    <w:lvlOverride w:ilvl="0">
+      <w:startOverride w:val="1"/>
+    </w:lvlOverride>
+  </w:num>
+  <w:num w:numId="15">
+    <w:abstractNumId w:val="7"/>
+    <w:lvlOverride w:ilvl="0">
+      <w:startOverride w:val="1"/>
+    </w:lvlOverride>
+  </w:num>
+  <w:num w:numId="16">
+    <w:abstractNumId w:val="7"/>
+    <w:lvlOverride w:ilvl="0">
+      <w:startOverride w:val="1"/>
+    </w:lvlOverride>
+  </w:num>
+  <w:num w:numId="17">
+    <w:abstractNumId w:val="7"/>
+    <w:lvlOverride w:ilvl="0">
+      <w:startOverride w:val="1"/>
+    </w:lvlOverride>
+  </w:num>
+  <w:num w:numId="18">
+    <w:abstractNumId w:val="7"/>
+    <w:lvlOverride w:ilvl="0">
+      <w:startOverride w:val="1"/>
+    </w:lvlOverride>
+  </w:num>
+  <w:num w:numId="19">
     <w:abstractNumId w:val="7"/>
     <w:lvlOverride w:ilvl="0">
       <w:startOverride w:val="1"/>

--- a/policies/build/chapters_v2/MOM/HCO_MOM_2_v2_REWRITE_DRAFT.docx
+++ b/policies/build/chapters_v2/MOM/HCO_MOM_2_v2_REWRITE_DRAFT.docx
@@ -1757,7 +1757,19 @@
         <w:pStyle w:val="ListNumber"/>
       </w:pPr>
       <w:r>
-        <w:t>National List of Essential Medicines (NLEM) 2022. Ministry of Health and Family Welfare, Government of India. Available via: https://mohfw.gov.in (search "NLEM 2022").</w:t>
+        <w:t xml:space="preserve">Ministry of Health and Family Welfare, Government of India. (2022). </w:t>
+      </w:r>
+      <w:hyperlink r:id="rId9">
+        <w:r>
+          <w:rPr>
+            <w:color w:val="0563C1"/>
+            <w:u w:val="single"/>
+          </w:rPr>
+          <w:t>https://main.mohfw.gov.in/newshighlights-104</w:t>
+        </w:r>
+      </w:hyperlink>
+      <w:r>
+        <w:t xml:space="preserve"> National List of Essential Medicines (NLEM) 2022.</w:t>
       </w:r>
     </w:p>
     <w:p>
@@ -1769,7 +1781,19 @@
         <w:pStyle w:val="ListNumber"/>
       </w:pPr>
       <w:r>
-        <w:t>World Health Organization. WHO Model List of Essential Medicines, 23rd list. Geneva: WHO; 2023. Available at: https://www.who.int/publications/i/item/WHO-MHP-HPS-EML-2023.02</w:t>
+        <w:t xml:space="preserve">World Health Organization. (2023). </w:t>
+      </w:r>
+      <w:hyperlink r:id="rId10">
+        <w:r>
+          <w:rPr>
+            <w:color w:val="0563C1"/>
+            <w:u w:val="single"/>
+          </w:rPr>
+          <w:t>https://www.who.int/publications/i/item/WHO-MHP-HPS-EML-2023.02</w:t>
+        </w:r>
+      </w:hyperlink>
+      <w:r>
+        <w:t xml:space="preserve"> WHO Model List of Essential Medicines, 23rd list.</w:t>
       </w:r>
     </w:p>
     <w:p>

--- a/policies/build/chapters_v2/MOM/HCO_MOM_2_v2_REWRITE_DRAFT.docx
+++ b/policies/build/chapters_v2/MOM/HCO_MOM_2_v2_REWRITE_DRAFT.docx
@@ -1831,7 +1831,7 @@
         <w:pStyle w:val="Normal"/>
       </w:pPr>
       <w:r>
-        <w:t>This document is not issued by, endorsed by, or affiliated with NABH, the World Health Organization, the National Centre for Disease Control, the Food Safety and Standards Authority of India, any Pollution Control Board, or any other body named in it. Wording is original; no text has been reproduced from the standards, rules or guidelines referenced.</w:t>
+        <w:t>This document is not issued by, endorsed by, or affiliated with NABH or any other body named in it. Wording is original; no text has been reproduced from the standards, rules or guidelines referenced.</w:t>
       </w:r>
     </w:p>
     <w:sectPr>

--- a/policies/build/chapters_v2/MOM/HCO_MOM_2_v2_REWRITE_DRAFT.docx
+++ b/policies/build/chapters_v2/MOM/HCO_MOM_2_v2_REWRITE_DRAFT.docx
@@ -250,6 +250,12 @@
       <w:pPr/>
       <w:r>
         <w:t>The hospital formulary at «Hospital Name» is developed collaboratively, kept current, made available to every clinician, and followed — with clear procedures for acquiring both formulary and non-formulary medications.</w:t>
+      </w:r>
+    </w:p>
+    <w:p>
+      <w:pPr/>
+      <w:r>
+        <w:t>A formulary is an approved list of medications for use in the hospital. Drugs on the formulary are generally those determined to be both medically effective and cost-effective for the patients the hospital treats.</w:t>
       </w:r>
     </w:p>
     <w:p>
